--- a/output/2503_Table1.docx
+++ b/output/2503_Table1.docx
@@ -1822,7 +1822,7 @@
                 <w:rFonts w:ascii="Calibri" w:hAnsi="Calibri"/>
                 <w:sz w:val="20"/>
               </w:rPr>
-              <w:t xml:space="default">0.4</w:t>
+              <w:t xml:space="default">0.5</w:t>
             </w:r>
           </w:p>
         </w:tc>
@@ -1875,55 +1875,55 @@
                 <w:rFonts w:ascii="Calibri" w:hAnsi="Calibri"/>
                 <w:sz w:val="20"/>
               </w:rPr>
-              <w:t xml:space="default">50 (88%)</w:t>
-            </w:r>
-          </w:p>
-        </w:tc>
-        <w:tc>
-          <w:tcPr>
-            <w:tcBorders>
-              <w:top w:val="single" w:space="0" w:color="D3D3D3"/>
-              <w:bottom w:val="single" w:space="0" w:color="D3D3D3"/>
-              <w:start w:val="single" w:space="0" w:color="D3D3D3"/>
-              <w:end w:val="single" w:space="0" w:color="D3D3D3"/>
-            </w:tcBorders>
-          </w:tcPr>
-          <w:p>
-            <w:pPr>
-              <w:spacing w:before="0" w:after="60"/>
-              <w:keepNext/>
-              <w:jc w:val="center"/>
-            </w:pPr>
-            <w:r>
-              <w:rPr>
-                <w:rFonts w:ascii="Calibri" w:hAnsi="Calibri"/>
-                <w:sz w:val="20"/>
-              </w:rPr>
-              <w:t xml:space="default">19 (83%)</w:t>
-            </w:r>
-          </w:p>
-        </w:tc>
-        <w:tc>
-          <w:tcPr>
-            <w:tcBorders>
-              <w:top w:val="single" w:space="0" w:color="D3D3D3"/>
-              <w:bottom w:val="single" w:space="0" w:color="D3D3D3"/>
-              <w:start w:val="single" w:space="0" w:color="D3D3D3"/>
-              <w:end w:val="single" w:space="0" w:color="D3D3D3"/>
-            </w:tcBorders>
-          </w:tcPr>
-          <w:p>
-            <w:pPr>
-              <w:spacing w:before="0" w:after="60"/>
-              <w:keepNext/>
-              <w:jc w:val="center"/>
-            </w:pPr>
-            <w:r>
-              <w:rPr>
-                <w:rFonts w:ascii="Calibri" w:hAnsi="Calibri"/>
-                <w:sz w:val="20"/>
-              </w:rPr>
-              <w:t xml:space="default">31 (91%)</w:t>
+              <w:t xml:space="default">50 (85%)</w:t>
+            </w:r>
+          </w:p>
+        </w:tc>
+        <w:tc>
+          <w:tcPr>
+            <w:tcBorders>
+              <w:top w:val="single" w:space="0" w:color="D3D3D3"/>
+              <w:bottom w:val="single" w:space="0" w:color="D3D3D3"/>
+              <w:start w:val="single" w:space="0" w:color="D3D3D3"/>
+              <w:end w:val="single" w:space="0" w:color="D3D3D3"/>
+            </w:tcBorders>
+          </w:tcPr>
+          <w:p>
+            <w:pPr>
+              <w:spacing w:before="0" w:after="60"/>
+              <w:keepNext/>
+              <w:jc w:val="center"/>
+            </w:pPr>
+            <w:r>
+              <w:rPr>
+                <w:rFonts w:ascii="Calibri" w:hAnsi="Calibri"/>
+                <w:sz w:val="20"/>
+              </w:rPr>
+              <w:t xml:space="default">19 (79%)</w:t>
+            </w:r>
+          </w:p>
+        </w:tc>
+        <w:tc>
+          <w:tcPr>
+            <w:tcBorders>
+              <w:top w:val="single" w:space="0" w:color="D3D3D3"/>
+              <w:bottom w:val="single" w:space="0" w:color="D3D3D3"/>
+              <w:start w:val="single" w:space="0" w:color="D3D3D3"/>
+              <w:end w:val="single" w:space="0" w:color="D3D3D3"/>
+            </w:tcBorders>
+          </w:tcPr>
+          <w:p>
+            <w:pPr>
+              <w:spacing w:before="0" w:after="60"/>
+              <w:keepNext/>
+              <w:jc w:val="center"/>
+            </w:pPr>
+            <w:r>
+              <w:rPr>
+                <w:rFonts w:ascii="Calibri" w:hAnsi="Calibri"/>
+                <w:sz w:val="20"/>
+              </w:rPr>
+              <w:t xml:space="default">31 (89%)</w:t>
             </w:r>
           </w:p>
         </w:tc>
@@ -2000,55 +2000,55 @@
                 <w:rFonts w:ascii="Calibri" w:hAnsi="Calibri"/>
                 <w:sz w:val="20"/>
               </w:rPr>
-              <w:t xml:space="default">7 (12%)</w:t>
-            </w:r>
-          </w:p>
-        </w:tc>
-        <w:tc>
-          <w:tcPr>
-            <w:tcBorders>
-              <w:top w:val="single" w:space="0" w:color="D3D3D3"/>
-              <w:bottom w:val="single" w:space="0" w:color="D3D3D3"/>
-              <w:start w:val="single" w:space="0" w:color="D3D3D3"/>
-              <w:end w:val="single" w:space="0" w:color="D3D3D3"/>
-            </w:tcBorders>
-          </w:tcPr>
-          <w:p>
-            <w:pPr>
-              <w:spacing w:before="0" w:after="60"/>
-              <w:keepNext/>
-              <w:jc w:val="center"/>
-            </w:pPr>
-            <w:r>
-              <w:rPr>
-                <w:rFonts w:ascii="Calibri" w:hAnsi="Calibri"/>
-                <w:sz w:val="20"/>
-              </w:rPr>
-              <w:t xml:space="default">4 (17%)</w:t>
-            </w:r>
-          </w:p>
-        </w:tc>
-        <w:tc>
-          <w:tcPr>
-            <w:tcBorders>
-              <w:top w:val="single" w:space="0" w:color="D3D3D3"/>
-              <w:bottom w:val="single" w:space="0" w:color="D3D3D3"/>
-              <w:start w:val="single" w:space="0" w:color="D3D3D3"/>
-              <w:end w:val="single" w:space="0" w:color="D3D3D3"/>
-            </w:tcBorders>
-          </w:tcPr>
-          <w:p>
-            <w:pPr>
-              <w:spacing w:before="0" w:after="60"/>
-              <w:keepNext/>
-              <w:jc w:val="center"/>
-            </w:pPr>
-            <w:r>
-              <w:rPr>
-                <w:rFonts w:ascii="Calibri" w:hAnsi="Calibri"/>
-                <w:sz w:val="20"/>
-              </w:rPr>
-              <w:t xml:space="default">3 (8.8%)</w:t>
+              <w:t xml:space="default">9 (15%)</w:t>
+            </w:r>
+          </w:p>
+        </w:tc>
+        <w:tc>
+          <w:tcPr>
+            <w:tcBorders>
+              <w:top w:val="single" w:space="0" w:color="D3D3D3"/>
+              <w:bottom w:val="single" w:space="0" w:color="D3D3D3"/>
+              <w:start w:val="single" w:space="0" w:color="D3D3D3"/>
+              <w:end w:val="single" w:space="0" w:color="D3D3D3"/>
+            </w:tcBorders>
+          </w:tcPr>
+          <w:p>
+            <w:pPr>
+              <w:spacing w:before="0" w:after="60"/>
+              <w:keepNext/>
+              <w:jc w:val="center"/>
+            </w:pPr>
+            <w:r>
+              <w:rPr>
+                <w:rFonts w:ascii="Calibri" w:hAnsi="Calibri"/>
+                <w:sz w:val="20"/>
+              </w:rPr>
+              <w:t xml:space="default">5 (21%)</w:t>
+            </w:r>
+          </w:p>
+        </w:tc>
+        <w:tc>
+          <w:tcPr>
+            <w:tcBorders>
+              <w:top w:val="single" w:space="0" w:color="D3D3D3"/>
+              <w:bottom w:val="single" w:space="0" w:color="D3D3D3"/>
+              <w:start w:val="single" w:space="0" w:color="D3D3D3"/>
+              <w:end w:val="single" w:space="0" w:color="D3D3D3"/>
+            </w:tcBorders>
+          </w:tcPr>
+          <w:p>
+            <w:pPr>
+              <w:spacing w:before="0" w:after="60"/>
+              <w:keepNext/>
+              <w:jc w:val="center"/>
+            </w:pPr>
+            <w:r>
+              <w:rPr>
+                <w:rFonts w:ascii="Calibri" w:hAnsi="Calibri"/>
+                <w:sz w:val="20"/>
+              </w:rPr>
+              <w:t xml:space="default">4 (11%)</w:t>
             </w:r>
           </w:p>
         </w:tc>

--- a/output/2503_Table1.docx
+++ b/output/2503_Table1.docx
@@ -1225,7 +1225,7 @@
                 <w:sz w:val="20"/>
                 <w:b w:val="true"/>
               </w:rPr>
-              <w:t xml:space="default">Disease</w:t>
+              <w:t xml:space="default">Disease outcome</w:t>
             </w:r>
           </w:p>
         </w:tc>
@@ -1726,7 +1726,7 @@
                 <w:sz w:val="20"/>
                 <w:b w:val="true"/>
               </w:rPr>
-              <w:t xml:space="default">Mortality rate at 5 years</w:t>
+              <w:t xml:space="default">5-year mortality rate</w:t>
             </w:r>
           </w:p>
         </w:tc>
